--- a/gpt-closing-thoughts.docx
+++ b/gpt-closing-thoughts.docx
@@ -132,21 +132,7 @@
           <w:b/>
           <w:bCs/>
         </w:rPr>
-        <w:t xml:space="preserve">Don’t fear </w:t>
-      </w:r>
-      <w:r>
-        <w:rPr>
-          <w:b/>
-          <w:bCs/>
-        </w:rPr>
-        <w:t>complexity but</w:t>
-      </w:r>
-      <w:r>
-        <w:rPr>
-          <w:b/>
-          <w:bCs/>
-        </w:rPr>
-        <w:t xml:space="preserve"> seek clarity</w:t>
+        <w:t>Don’t fear complexity but seek clarity</w:t>
       </w:r>
       <w:r>
         <w:t>. Models can be powerful, but the most valuable insights are the ones people can understand and act on.</w:t>
@@ -932,6 +918,7 @@
   <w:style w:type="character" w:default="1" w:styleId="DefaultParagraphFont">
     <w:name w:val="Default Paragraph Font"/>
     <w:uiPriority w:val="1"/>
+    <w:semiHidden/>
     <w:unhideWhenUsed/>
   </w:style>
   <w:style w:type="table" w:default="1" w:styleId="TableNormal">
